--- a/report/report.docx
+++ b/report/report.docx
@@ -193,26 +193,65 @@
     </w:p>
     <w:p>
       <w:pPr>
-        <w:pStyle w:val="FirstParagraph"/>
-      </w:pPr>
-      <w:r>
-        <w:t xml:space="preserve">What assumptions did you make when defining land vs. ocean?</w:t>
-      </w:r>
-    </w:p>
-    <w:p>
-      <w:pPr>
-        <w:pStyle w:val="BodyText"/>
-      </w:pPr>
-      <w:r>
-        <w:t xml:space="preserve">How does using pixel counts vs. area-aware calculations affect your results?</w:t>
-      </w:r>
-    </w:p>
-    <w:p>
-      <w:pPr>
-        <w:pStyle w:val="BodyText"/>
-      </w:pPr>
-      <w:r>
-        <w:t xml:space="preserve">What patterns do you see in land fraction across the Phanerozoic? Any surprises?</w:t>
+        <w:pStyle w:val="Compact"/>
+        <w:numPr>
+          <w:ilvl w:val="0"/>
+          <w:numId w:val="1001"/>
+        </w:numPr>
+      </w:pPr>
+      <w:r>
+        <w:t xml:space="preserve">When we loaded the data and metadata from the GeoServer, we found a</w:t>
+      </w:r>
+      <w:r>
+        <w:t xml:space="preserve"> </w:t>
+      </w:r>
+      <w:r>
+        <w:rPr>
+          <w:rStyle w:val="VerbatimChar"/>
+        </w:rPr>
+        <w:t xml:space="preserve">transform</w:t>
+      </w:r>
+      <w:r>
+        <w:t xml:space="preserve"> </w:t>
+      </w:r>
+      <w:r>
+        <w:t xml:space="preserve">attribute. What does this attribute describe ?</w:t>
+      </w:r>
+    </w:p>
+    <w:p>
+      <w:pPr>
+        <w:pStyle w:val="Compact"/>
+        <w:numPr>
+          <w:ilvl w:val="0"/>
+          <w:numId w:val="1001"/>
+        </w:numPr>
+      </w:pPr>
+      <w:r>
+        <w:t xml:space="preserve">What are the pros and cons of using WCS requests, compared with traditional ways, to access data ?</w:t>
+      </w:r>
+    </w:p>
+    <w:p>
+      <w:pPr>
+        <w:pStyle w:val="Compact"/>
+        <w:numPr>
+          <w:ilvl w:val="0"/>
+          <w:numId w:val="1001"/>
+        </w:numPr>
+      </w:pPr>
+      <w:r>
+        <w:t xml:space="preserve">We got familiar with the masking function to discriminate land and ocean. Could this mask be used to generate new statistics ? Which ones ?</w:t>
+      </w:r>
+    </w:p>
+    <w:p>
+      <w:pPr>
+        <w:pStyle w:val="Compact"/>
+        <w:numPr>
+          <w:ilvl w:val="0"/>
+          <w:numId w:val="1001"/>
+        </w:numPr>
+      </w:pPr>
+      <w:r>
+        <w:t xml:space="preserve">What is the use of these statistics in understanding the evolving palaeogeography throughout the Phanerozoic ?</w:t>
       </w:r>
     </w:p>
     <w:bookmarkEnd w:id="27"/>
@@ -227,34 +266,86 @@
     </w:p>
     <w:p>
       <w:pPr>
-        <w:pStyle w:val="FirstParagraph"/>
-      </w:pPr>
-      <w:r>
-        <w:t xml:space="preserve">How do crustal and lithospheric thickness trends relate to supercontinent cycles?</w:t>
-      </w:r>
-    </w:p>
-    <w:p>
-      <w:pPr>
-        <w:pStyle w:val="BodyText"/>
-      </w:pPr>
-      <w:r>
-        <w:t xml:space="preserve">Is the relationship between seafloor age and lithospheric thickness what you would expect theoretically?</w:t>
-      </w:r>
-    </w:p>
-    <w:p>
-      <w:pPr>
-        <w:pStyle w:val="BodyText"/>
-      </w:pPr>
-      <w:r>
-        <w:t xml:space="preserve">What assumptions did you make about data interpretation and resolution?</w:t>
-      </w:r>
-    </w:p>
-    <w:p>
-      <w:pPr>
-        <w:pStyle w:val="BodyText"/>
-      </w:pPr>
-      <w:r>
-        <w:t xml:space="preserve">What uncertainties exist in these reconstructions?</w:t>
+        <w:pStyle w:val="Compact"/>
+        <w:numPr>
+          <w:ilvl w:val="0"/>
+          <w:numId w:val="1002"/>
+        </w:numPr>
+      </w:pPr>
+      <w:r>
+        <w:t xml:space="preserve">What is the rationale behind writing functions to automate workflows ?</w:t>
+      </w:r>
+    </w:p>
+    <w:p>
+      <w:pPr>
+        <w:pStyle w:val="Compact"/>
+        <w:numPr>
+          <w:ilvl w:val="0"/>
+          <w:numId w:val="1002"/>
+        </w:numPr>
+      </w:pPr>
+      <w:r>
+        <w:t xml:space="preserve">What does the histograms of 0Ma versus 100Ma tell us about the rate of oceanic seafloor production ?</w:t>
+      </w:r>
+    </w:p>
+    <w:p>
+      <w:pPr>
+        <w:pStyle w:val="Compact"/>
+        <w:numPr>
+          <w:ilvl w:val="0"/>
+          <w:numId w:val="1002"/>
+        </w:numPr>
+      </w:pPr>
+      <w:r>
+        <w:t xml:space="preserve">Compare the properties of the data handling structures we usedinthis exercise:</w:t>
+      </w:r>
+      <w:r>
+        <w:t xml:space="preserve"> </w:t>
+      </w:r>
+      <w:r>
+        <w:rPr>
+          <w:rStyle w:val="VerbatimChar"/>
+        </w:rPr>
+        <w:t xml:space="preserve">xr.DataArray</w:t>
+      </w:r>
+      <w:r>
+        <w:t xml:space="preserve">,</w:t>
+      </w:r>
+      <w:r>
+        <w:t xml:space="preserve"> </w:t>
+      </w:r>
+      <w:r>
+        <w:rPr>
+          <w:rStyle w:val="VerbatimChar"/>
+        </w:rPr>
+        <w:t xml:space="preserve">xr.DataSet</w:t>
+      </w:r>
+      <w:r>
+        <w:t xml:space="preserve">, and</w:t>
+      </w:r>
+      <w:r>
+        <w:t xml:space="preserve"> </w:t>
+      </w:r>
+      <w:r>
+        <w:rPr>
+          <w:rStyle w:val="VerbatimChar"/>
+        </w:rPr>
+        <w:t xml:space="preserve">pd.DataFrame</w:t>
+      </w:r>
+      <w:r>
+        <w:t xml:space="preserve">. How are these complementary to handle geospatial layers and key stats ? Are you awayre about other structures ?</w:t>
+      </w:r>
+    </w:p>
+    <w:p>
+      <w:pPr>
+        <w:pStyle w:val="Compact"/>
+        <w:numPr>
+          <w:ilvl w:val="0"/>
+          <w:numId w:val="1002"/>
+        </w:numPr>
+      </w:pPr>
+      <w:r>
+        <w:t xml:space="preserve">Using your knowledge about the supercontinent cycles, and the timing for formation/break-up of these supercontinents, do you see these cycles linked with the data we have ?</w:t>
       </w:r>
     </w:p>
     <w:bookmarkEnd w:id="28"/>
@@ -269,34 +360,62 @@
     </w:p>
     <w:p>
       <w:pPr>
-        <w:pStyle w:val="FirstParagraph"/>
-      </w:pPr>
-      <w:r>
-        <w:t xml:space="preserve">The climate grid has a resolution of ~5.6°. How does this affect the reliability of the Köppen-Geiger classification, particularly near coastlines or mountain ranges?</w:t>
-      </w:r>
-    </w:p>
-    <w:p>
-      <w:pPr>
-        <w:pStyle w:val="BodyText"/>
-      </w:pPr>
-      <w:r>
-        <w:t xml:space="preserve">The land mask is derived from elevation data (≥ 0 m = land). What are the limitations of this approach for defining land vs. ocean?</w:t>
-      </w:r>
-    </w:p>
-    <w:p>
-      <w:pPr>
-        <w:pStyle w:val="BodyText"/>
-      </w:pPr>
-      <w:r>
-        <w:t xml:space="preserve">We used a simplified aridity threshold for group B climates. How might results differ if you used the full seasonality-dependent formula?</w:t>
-      </w:r>
-    </w:p>
-    <w:p>
-      <w:pPr>
-        <w:pStyle w:val="BodyText"/>
-      </w:pPr>
-      <w:r>
-        <w:t xml:space="preserve">How would you expect the Köppen-Geiger map to change between 0 Ma and 100 Ma? What geological or astronomical factors might explain the differences?</w:t>
+        <w:pStyle w:val="Compact"/>
+        <w:numPr>
+          <w:ilvl w:val="0"/>
+          <w:numId w:val="1003"/>
+        </w:numPr>
+      </w:pPr>
+      <w:r>
+        <w:t xml:space="preserve">What do you think is the role of palaeogeography for climate modelling of the past ?</w:t>
+      </w:r>
+    </w:p>
+    <w:p>
+      <w:pPr>
+        <w:pStyle w:val="Compact"/>
+        <w:numPr>
+          <w:ilvl w:val="0"/>
+          <w:numId w:val="1003"/>
+        </w:numPr>
+      </w:pPr>
+      <w:r>
+        <w:t xml:space="preserve">What are the advantages of having NetCDF file formats versus GeoTiFF ?</w:t>
+      </w:r>
+    </w:p>
+    <w:p>
+      <w:pPr>
+        <w:pStyle w:val="Compact"/>
+        <w:numPr>
+          <w:ilvl w:val="0"/>
+          <w:numId w:val="1003"/>
+        </w:numPr>
+      </w:pPr>
+      <w:r>
+        <w:t xml:space="preserve">Why aren’t NetCDF files more used in the traditional geospatial world? Why is GeoTiFF still dominant ?</w:t>
+      </w:r>
+    </w:p>
+    <w:p>
+      <w:pPr>
+        <w:pStyle w:val="Compact"/>
+        <w:numPr>
+          <w:ilvl w:val="0"/>
+          <w:numId w:val="1003"/>
+        </w:numPr>
+      </w:pPr>
+      <w:r>
+        <w:t xml:space="preserve">How could the Köppen-Geiger maps be used to understand deep-time evolution of the Earth in future studies ?</w:t>
+      </w:r>
+    </w:p>
+    <w:p>
+      <w:pPr>
+        <w:pStyle w:val="Compact"/>
+        <w:numPr>
+          <w:ilvl w:val="0"/>
+          <w:numId w:val="1003"/>
+        </w:numPr>
+      </w:pPr>
+      <w:r>
+        <w:t xml:space="preserve">Do you see risks and/or limitations about combining maps that have vers different resolutions ?</w:t>
       </w:r>
     </w:p>
     <w:bookmarkEnd w:id="29"/>
@@ -338,7 +457,7 @@
         <w:t xml:space="preserve"> </w:t>
       </w:r>
       <w:r>
-        <w:t xml:space="preserve">and/or ArcGIS</w:t>
+        <w:t xml:space="preserve">and/or ArcGIS ?</w:t>
       </w:r>
     </w:p>
     <w:bookmarkEnd w:id="31"/>
@@ -440,7 +559,11 @@
     </w:p>
     <w:p>
       <w:pPr>
-        <w:pStyle w:val="BodyText"/>
+        <w:pStyle w:val="Compact"/>
+        <w:numPr>
+          <w:ilvl w:val="0"/>
+          <w:numId w:val="1004"/>
+        </w:numPr>
       </w:pPr>
       <w:r>
         <w:t xml:space="preserve">The Threshold Assumption: We assume the mean slope of existing instabilities represents the internal friction angle (</w:t>
@@ -456,7 +579,11 @@
     </w:p>
     <w:p>
       <w:pPr>
-        <w:pStyle w:val="BodyText"/>
+        <w:pStyle w:val="Compact"/>
+        <w:numPr>
+          <w:ilvl w:val="0"/>
+          <w:numId w:val="1004"/>
+        </w:numPr>
       </w:pPr>
       <w:r>
         <w:t xml:space="preserve">Data Resolution: How does the 25m pixel size affect the precision of the slope calculation and the resulting hazard boundaries?</w:t>
@@ -464,10 +591,86 @@
     </w:p>
     <w:p>
       <w:pPr>
-        <w:pStyle w:val="BodyText"/>
+        <w:pStyle w:val="Compact"/>
+        <w:numPr>
+          <w:ilvl w:val="0"/>
+          <w:numId w:val="1004"/>
+        </w:numPr>
       </w:pPr>
       <w:r>
         <w:t xml:space="preserve">Model Limitations: This model relies solely on slope and lithology. How would you integrate dynamic triggers (e.g., precipitation data, seismic history) into this Python workflow?</w:t>
+      </w:r>
+    </w:p>
+    <w:p>
+      <w:pPr>
+        <w:pStyle w:val="Compact"/>
+        <w:numPr>
+          <w:ilvl w:val="0"/>
+          <w:numId w:val="1004"/>
+        </w:numPr>
+      </w:pPr>
+      <w:r>
+        <w:t xml:space="preserve">List your results:</w:t>
+      </w:r>
+    </w:p>
+    <w:p>
+      <w:pPr>
+        <w:pStyle w:val="Compact"/>
+        <w:numPr>
+          <w:ilvl w:val="1"/>
+          <w:numId w:val="1005"/>
+        </w:numPr>
+      </w:pPr>
+      <w:r>
+        <w:t xml:space="preserve">What proportion (in %) of the area of the favorable lithologies is currently instable ? Provide all the necessary numbers used for the calculation.</w:t>
+      </w:r>
+    </w:p>
+    <w:p>
+      <w:pPr>
+        <w:pStyle w:val="Compact"/>
+        <w:numPr>
+          <w:ilvl w:val="1"/>
+          <w:numId w:val="1005"/>
+        </w:numPr>
+      </w:pPr>
+      <w:r>
+        <w:t xml:space="preserve">What proportion (in %) of the zones situated on favorable lithologies could be more likely destabilized in the future? Provide all the necessary numbers used for the calculation.</w:t>
+      </w:r>
+    </w:p>
+    <w:p>
+      <w:pPr>
+        <w:pStyle w:val="Compact"/>
+        <w:numPr>
+          <w:ilvl w:val="1"/>
+          <w:numId w:val="1005"/>
+        </w:numPr>
+      </w:pPr>
+      <w:r>
+        <w:t xml:space="preserve">What proportion (in %) of the study area is affected by instabilities ? Provide all the necessary numbers used for the calculation.</w:t>
+      </w:r>
+    </w:p>
+    <w:p>
+      <w:pPr>
+        <w:pStyle w:val="Compact"/>
+        <w:numPr>
+          <w:ilvl w:val="1"/>
+          <w:numId w:val="1005"/>
+        </w:numPr>
+      </w:pPr>
+      <w:r>
+        <w:t xml:space="preserve">What proportion (in %) of the area of the existing instabilities is susceptible to new instabilities. Provide all the necessary numbers used for the calculation.</w:t>
+      </w:r>
+    </w:p>
+    <w:p>
+      <w:pPr>
+        <w:pStyle w:val="Compact"/>
+        <w:numPr>
+          <w:ilvl w:val="1"/>
+          <w:numId w:val="1005"/>
+        </w:numPr>
+      </w:pPr>
+      <w:r>
+        <w:t xml:space="preserve">What proportion (in %) of the study area is still susceptible to instabilities? Provide all the necessary numbers used for the calculation.</w:t>
       </w:r>
     </w:p>
     <w:bookmarkEnd w:id="36"/>
@@ -665,8 +868,126 @@
       </w:pPr>
     </w:lvl>
   </w:abstractNum>
+  <w:abstractNum w:abstractNumId="991">
+    <w:nsid w:val="0000A991"/>
+    <w:multiLevelType w:val="multilevel"/>
+    <w:lvl w:ilvl="0">
+      <w:numFmt w:val="bullet"/>
+      <w:lvlText w:val=""/>
+      <w:lvlJc w:val="left"/>
+      <w:pPr>
+        <w:ind w:left="720" w:hanging="360"/>
+      </w:pPr>
+      <w:rPr>
+        <w:rFonts w:ascii="Symbol" w:hAnsi="Symbol" w:cs="Symbol" w:hint="default"/>
+      </w:rPr>
+    </w:lvl>
+    <w:lvl w:ilvl="1">
+      <w:numFmt w:val="bullet"/>
+      <w:lvlText w:val="o"/>
+      <w:lvlJc w:val="left"/>
+      <w:pPr>
+        <w:ind w:left="1440" w:hanging="360"/>
+      </w:pPr>
+      <w:rPr>
+        <w:rFonts w:ascii="Courier New" w:hAnsi="Courier New" w:cs="Courier New" w:hint="default"/>
+      </w:rPr>
+    </w:lvl>
+    <w:lvl w:ilvl="2">
+      <w:numFmt w:val="bullet"/>
+      <w:lvlText w:val=""/>
+      <w:lvlJc w:val="left"/>
+      <w:pPr>
+        <w:ind w:left="2160" w:hanging="360"/>
+      </w:pPr>
+      <w:rPr>
+        <w:rFonts w:ascii="Wingdings" w:hAnsi="Wingdings" w:cs="Wingdings" w:hint="default"/>
+      </w:rPr>
+    </w:lvl>
+    <w:lvl w:ilvl="3">
+      <w:numFmt w:val="bullet"/>
+      <w:lvlText w:val=""/>
+      <w:lvlJc w:val="left"/>
+      <w:pPr>
+        <w:ind w:left="2880" w:hanging="360"/>
+      </w:pPr>
+      <w:rPr>
+        <w:rFonts w:ascii="Symbol" w:hAnsi="Symbol" w:cs="Symbol" w:hint="default"/>
+      </w:rPr>
+    </w:lvl>
+    <w:lvl w:ilvl="4">
+      <w:numFmt w:val="bullet"/>
+      <w:lvlText w:val="o"/>
+      <w:lvlJc w:val="left"/>
+      <w:pPr>
+        <w:ind w:left="3600" w:hanging="360"/>
+      </w:pPr>
+      <w:rPr>
+        <w:rFonts w:ascii="Courier New" w:hAnsi="Courier New" w:cs="Courier New" w:hint="default"/>
+      </w:rPr>
+    </w:lvl>
+    <w:lvl w:ilvl="5">
+      <w:numFmt w:val="bullet"/>
+      <w:lvlText w:val=""/>
+      <w:lvlJc w:val="left"/>
+      <w:pPr>
+        <w:ind w:left="4320" w:hanging="360"/>
+      </w:pPr>
+      <w:rPr>
+        <w:rFonts w:ascii="Wingdings" w:hAnsi="Wingdings" w:cs="Wingdings" w:hint="default"/>
+      </w:rPr>
+    </w:lvl>
+    <w:lvl w:ilvl="6">
+      <w:numFmt w:val="bullet"/>
+      <w:lvlText w:val=""/>
+      <w:lvlJc w:val="left"/>
+      <w:pPr>
+        <w:ind w:left="5040" w:hanging="360"/>
+      </w:pPr>
+      <w:rPr>
+        <w:rFonts w:ascii="Symbol" w:hAnsi="Symbol" w:cs="Symbol" w:hint="default"/>
+      </w:rPr>
+    </w:lvl>
+    <w:lvl w:ilvl="7">
+      <w:numFmt w:val="bullet"/>
+      <w:lvlText w:val="o"/>
+      <w:lvlJc w:val="left"/>
+      <w:pPr>
+        <w:ind w:left="5760" w:hanging="360"/>
+      </w:pPr>
+      <w:rPr>
+        <w:rFonts w:ascii="Courier New" w:hAnsi="Courier New" w:cs="Courier New" w:hint="default"/>
+      </w:rPr>
+    </w:lvl>
+    <w:lvl w:ilvl="8">
+      <w:numFmt w:val="bullet"/>
+      <w:lvlText w:val=""/>
+      <w:lvlJc w:val="left"/>
+      <w:pPr>
+        <w:ind w:left="6480" w:hanging="360"/>
+      </w:pPr>
+      <w:rPr>
+        <w:rFonts w:ascii="Wingdings" w:hAnsi="Wingdings" w:cs="Wingdings" w:hint="default"/>
+      </w:rPr>
+    </w:lvl>
+  </w:abstractNum>
   <w:num w:numId="1000">
     <w:abstractNumId w:val="990"/>
+  </w:num>
+  <w:num w:numId="1001">
+    <w:abstractNumId w:val="991"/>
+  </w:num>
+  <w:num w:numId="1002">
+    <w:abstractNumId w:val="991"/>
+  </w:num>
+  <w:num w:numId="1003">
+    <w:abstractNumId w:val="991"/>
+  </w:num>
+  <w:num w:numId="1004">
+    <w:abstractNumId w:val="991"/>
+  </w:num>
+  <w:num w:numId="1005">
+    <w:abstractNumId w:val="991"/>
   </w:num>
 </w:numbering>
 </file>

--- a/report/report.docx
+++ b/report/report.docx
@@ -44,7 +44,7 @@
         </w:p>
       </w:sdtContent>
     </w:sdt>
-    <w:bookmarkStart w:id="20" w:name="general-introduction"/>
+    <w:bookmarkStart w:id="9" w:name="general-introduction"/>
     <w:p>
       <w:pPr>
         <w:pStyle w:val="Heading1"/>
@@ -53,8 +53,8 @@
         <w:t xml:space="preserve">1. General Introduction</w:t>
       </w:r>
     </w:p>
-    <w:bookmarkEnd w:id="20"/>
-    <w:bookmarkStart w:id="32" w:name="X92f8f293550013f6874755e4a2c5a6cb3b613b7"/>
+    <w:bookmarkEnd w:id="9"/>
+    <w:bookmarkStart w:id="21" w:name="X92f8f293550013f6874755e4a2c5a6cb3b613b7"/>
     <w:p>
       <w:pPr>
         <w:pStyle w:val="Heading1"/>
@@ -63,7 +63,7 @@
         <w:t xml:space="preserve">2. Exercise I: Deep-time Earth Reconstruction</w:t>
       </w:r>
     </w:p>
-    <w:bookmarkStart w:id="21" w:name="context-and-objectives"/>
+    <w:bookmarkStart w:id="10" w:name="context-and-objectives"/>
     <w:p>
       <w:pPr>
         <w:pStyle w:val="Heading2"/>
@@ -80,8 +80,8 @@
         <w:t xml:space="preserve">Explain here the overall scope of this exercise, especially in the context of applying GIS tools to geology.</w:t>
       </w:r>
     </w:p>
-    <w:bookmarkEnd w:id="21"/>
-    <w:bookmarkStart w:id="22" w:name="methodology"/>
+    <w:bookmarkEnd w:id="10"/>
+    <w:bookmarkStart w:id="11" w:name="methodology"/>
     <w:p>
       <w:pPr>
         <w:pStyle w:val="Heading2"/>
@@ -98,8 +98,8 @@
         <w:t xml:space="preserve">What tools and libraries did you use ? To what purpose ?</w:t>
       </w:r>
     </w:p>
-    <w:bookmarkEnd w:id="22"/>
-    <w:bookmarkStart w:id="26" w:name="results"/>
+    <w:bookmarkEnd w:id="11"/>
+    <w:bookmarkStart w:id="15" w:name="results"/>
     <w:p>
       <w:pPr>
         <w:pStyle w:val="Heading2"/>
@@ -116,7 +116,7 @@
         <w:t xml:space="preserve">Breakdown your results (screenshots and code you modified or added) for the exercises’s three parts.</w:t>
       </w:r>
     </w:p>
-    <w:bookmarkStart w:id="23" w:name="X73bed7130f6b3b048a0c915c10fb4760c6b5350"/>
+    <w:bookmarkStart w:id="12" w:name="X73bed7130f6b3b048a0c915c10fb4760c6b5350"/>
     <w:p>
       <w:pPr>
         <w:pStyle w:val="Heading3"/>
@@ -125,8 +125,8 @@
         <w:t xml:space="preserve">2.3.1 Part I: Reconstructing Earth’s Past – From a Snapshot to Deep Time</w:t>
       </w:r>
     </w:p>
-    <w:bookmarkEnd w:id="23"/>
-    <w:bookmarkStart w:id="24" w:name="X9a9150ba918efd5da1aa61ad2eb1bda8df7e049"/>
+    <w:bookmarkEnd w:id="12"/>
+    <w:bookmarkStart w:id="13" w:name="X9a9150ba918efd5da1aa61ad2eb1bda8df7e049"/>
     <w:p>
       <w:pPr>
         <w:pStyle w:val="Heading3"/>
@@ -135,8 +135,8 @@
         <w:t xml:space="preserve">2.3.2 Part II: How Fast Was Earth’s Engine Running?</w:t>
       </w:r>
     </w:p>
-    <w:bookmarkEnd w:id="24"/>
-    <w:bookmarkStart w:id="25" w:name="Xdbee49048cd0fc86c689bffd04972621749d9cf"/>
+    <w:bookmarkEnd w:id="13"/>
+    <w:bookmarkStart w:id="14" w:name="Xdbee49048cd0fc86c689bffd04972621749d9cf"/>
     <w:p>
       <w:pPr>
         <w:pStyle w:val="Heading3"/>
@@ -145,9 +145,9 @@
         <w:t xml:space="preserve">2.3.3 Part III: Palaeogeography Meets Palaeoclimatology</w:t>
       </w:r>
     </w:p>
-    <w:bookmarkEnd w:id="25"/>
-    <w:bookmarkEnd w:id="26"/>
-    <w:bookmarkStart w:id="30" w:name="discussion"/>
+    <w:bookmarkEnd w:id="14"/>
+    <w:bookmarkEnd w:id="15"/>
+    <w:bookmarkStart w:id="19" w:name="discussion"/>
     <w:p>
       <w:pPr>
         <w:pStyle w:val="Heading2"/>
@@ -182,7 +182,7 @@
         <w:t xml:space="preserve">by adding references to scientific articles from the literature.</w:t>
       </w:r>
     </w:p>
-    <w:bookmarkStart w:id="27" w:name="Xb999ad70b7b234fd485633946cdd405cc77dd02"/>
+    <w:bookmarkStart w:id="16" w:name="Xb999ad70b7b234fd485633946cdd405cc77dd02"/>
     <w:p>
       <w:pPr>
         <w:pStyle w:val="Heading3"/>
@@ -254,8 +254,8 @@
         <w:t xml:space="preserve">What is the use of these statistics in understanding the evolving palaeogeography throughout the Phanerozoic ?</w:t>
       </w:r>
     </w:p>
-    <w:bookmarkEnd w:id="27"/>
-    <w:bookmarkStart w:id="28" w:name="X294db53c460536d8d1f0b35185e45ec58d8e852"/>
+    <w:bookmarkEnd w:id="16"/>
+    <w:bookmarkStart w:id="17" w:name="X294db53c460536d8d1f0b35185e45ec58d8e852"/>
     <w:p>
       <w:pPr>
         <w:pStyle w:val="Heading3"/>
@@ -348,8 +348,8 @@
         <w:t xml:space="preserve">Using your knowledge about the supercontinent cycles, and the timing for formation/break-up of these supercontinents, do you see these cycles linked with the data we have ?</w:t>
       </w:r>
     </w:p>
-    <w:bookmarkEnd w:id="28"/>
-    <w:bookmarkStart w:id="29" w:name="X25d508260d82dc086217a7c4304fd15e867cdef"/>
+    <w:bookmarkEnd w:id="17"/>
+    <w:bookmarkStart w:id="18" w:name="X25d508260d82dc086217a7c4304fd15e867cdef"/>
     <w:p>
       <w:pPr>
         <w:pStyle w:val="Heading3"/>
@@ -418,9 +418,9 @@
         <w:t xml:space="preserve">Do you see risks and/or limitations about combining maps that have vers different resolutions ?</w:t>
       </w:r>
     </w:p>
-    <w:bookmarkEnd w:id="29"/>
-    <w:bookmarkEnd w:id="30"/>
-    <w:bookmarkStart w:id="31" w:name="perspectives"/>
+    <w:bookmarkEnd w:id="18"/>
+    <w:bookmarkEnd w:id="19"/>
+    <w:bookmarkStart w:id="20" w:name="perspectives"/>
     <w:p>
       <w:pPr>
         <w:pStyle w:val="Heading2"/>
@@ -460,9 +460,9 @@
         <w:t xml:space="preserve">and/or ArcGIS ?</w:t>
       </w:r>
     </w:p>
-    <w:bookmarkEnd w:id="31"/>
-    <w:bookmarkEnd w:id="32"/>
-    <w:bookmarkStart w:id="38" w:name="X6417a1e3e3e4da67427e5d7b9b832183aa70b70"/>
+    <w:bookmarkEnd w:id="20"/>
+    <w:bookmarkEnd w:id="21"/>
+    <w:bookmarkStart w:id="27" w:name="X6417a1e3e3e4da67427e5d7b9b832183aa70b70"/>
     <w:p>
       <w:pPr>
         <w:pStyle w:val="Heading1"/>
@@ -471,7 +471,7 @@
         <w:t xml:space="preserve">3. Exercise II: Landslide Susceptibility Analysis</w:t>
       </w:r>
     </w:p>
-    <w:bookmarkStart w:id="33" w:name="context-and-objectives-1"/>
+    <w:bookmarkStart w:id="22" w:name="context-and-objectives-1"/>
     <w:p>
       <w:pPr>
         <w:pStyle w:val="Heading2"/>
@@ -488,8 +488,8 @@
         <w:t xml:space="preserve">Explain here the overall scope of this exercise, especially in the context of applying GIS tools to geology.</w:t>
       </w:r>
     </w:p>
-    <w:bookmarkEnd w:id="33"/>
-    <w:bookmarkStart w:id="34" w:name="methodology-1"/>
+    <w:bookmarkEnd w:id="22"/>
+    <w:bookmarkStart w:id="23" w:name="methodology-1"/>
     <w:p>
       <w:pPr>
         <w:pStyle w:val="Heading2"/>
@@ -506,8 +506,8 @@
         <w:t xml:space="preserve">What tools and libraries did you use ? To what purpose ?</w:t>
       </w:r>
     </w:p>
-    <w:bookmarkEnd w:id="34"/>
-    <w:bookmarkStart w:id="35" w:name="results-1"/>
+    <w:bookmarkEnd w:id="23"/>
+    <w:bookmarkStart w:id="24" w:name="results-1"/>
     <w:p>
       <w:pPr>
         <w:pStyle w:val="Heading2"/>
@@ -524,8 +524,8 @@
         <w:t xml:space="preserve">Breakdown your results (screenshots and code you modified or added).</w:t>
       </w:r>
     </w:p>
-    <w:bookmarkEnd w:id="35"/>
-    <w:bookmarkStart w:id="36" w:name="discussion-1"/>
+    <w:bookmarkEnd w:id="24"/>
+    <w:bookmarkStart w:id="25" w:name="discussion-1"/>
     <w:p>
       <w:pPr>
         <w:pStyle w:val="Heading2"/>
@@ -673,8 +673,8 @@
         <w:t xml:space="preserve">What proportion (in %) of the study area is still susceptible to instabilities? Provide all the necessary numbers used for the calculation.</w:t>
       </w:r>
     </w:p>
-    <w:bookmarkEnd w:id="36"/>
-    <w:bookmarkStart w:id="37" w:name="perspectives-1"/>
+    <w:bookmarkEnd w:id="25"/>
+    <w:bookmarkStart w:id="26" w:name="perspectives-1"/>
     <w:p>
       <w:pPr>
         <w:pStyle w:val="Heading2"/>
@@ -714,9 +714,9 @@
         <w:t xml:space="preserve">and/or ArcGIS</w:t>
       </w:r>
     </w:p>
-    <w:bookmarkEnd w:id="37"/>
-    <w:bookmarkEnd w:id="38"/>
-    <w:bookmarkStart w:id="39" w:name="general-conclusion"/>
+    <w:bookmarkEnd w:id="26"/>
+    <w:bookmarkEnd w:id="27"/>
+    <w:bookmarkStart w:id="28" w:name="general-conclusion"/>
     <w:p>
       <w:pPr>
         <w:pStyle w:val="Heading1"/>
@@ -757,7 +757,7 @@
         <w:t xml:space="preserve">Suggest improvements to this course.</w:t>
       </w:r>
     </w:p>
-    <w:bookmarkEnd w:id="39"/>
+    <w:bookmarkEnd w:id="28"/>
     <w:sectPr>
       <w:footnotePr>
         <w:numRestart w:val="eachSect"/>
@@ -997,10 +997,10 @@
   <w:docDefaults>
     <w:rPrDefault>
       <w:rPr>
-        <w:rFonts w:asciiTheme="minorHAnsi" w:cstheme="minorBidi" w:eastAsiaTheme="minorHAnsi" w:hAnsiTheme="minorHAnsi"/>
+        <w:rFonts w:asciiTheme="minorHAnsi" w:cstheme="minorBidi" w:eastAsiaTheme="minorEastAsia" w:hAnsiTheme="minorHAnsi"/>
         <w:sz w:val="24"/>
         <w:szCs w:val="24"/>
-        <w:lang w:bidi="ar-SA" w:eastAsia="en-US" w:val="en-US"/>
+        <w:lang w:bidi="ar-SA" w:eastAsia="zh-CN" w:val="en-US"/>
       </w:rPr>
     </w:rPrDefault>
     <w:pPrDefault>
@@ -1541,13 +1541,6 @@
       </w:tblCellMar>
     </w:tblPr>
     <w:tblStylePr w:type="firstRow">
-      <w:tblPr>
-        <w:jc w:val="left"/>
-        <w:tblInd w:type="dxa" w:w="0"/>
-      </w:tblPr>
-      <w:trPr>
-        <w:jc w:val="left"/>
-      </w:trPr>
       <w:tcPr>
         <w:tcBorders>
           <w:bottom w:val="single"/>
